--- a/docs/pseudo readthedocs electronics.docx
+++ b/docs/pseudo readthedocs electronics.docx
@@ -1,6 +1,6 @@
 
 <file path=word/document.xml><?xml version="1.0" encoding="utf-8"?>
-<w:document xmlns:wpc="http://schemas.microsoft.com/office/word/2010/wordprocessingCanvas" xmlns:cx="http://schemas.microsoft.com/office/drawing/2014/chartex" xmlns:cx1="http://schemas.microsoft.com/office/drawing/2015/9/8/chartex" xmlns:cx2="http://schemas.microsoft.com/office/drawing/2015/10/21/chartex" xmlns:cx3="http://schemas.microsoft.com/office/drawing/2016/5/9/chartex" xmlns:cx4="http://schemas.microsoft.com/office/drawing/2016/5/10/chartex" xmlns:cx5="http://schemas.microsoft.com/office/drawing/2016/5/11/chartex" xmlns:cx6="http://schemas.microsoft.com/office/drawing/2016/5/12/chartex" xmlns:cx7="http://schemas.microsoft.com/office/drawing/2016/5/13/chartex" xmlns:cx8="http://schemas.microsoft.com/office/drawing/2016/5/14/chartex" xmlns:mc="http://schemas.openxmlformats.org/markup-compatibility/2006" xmlns:aink="http://schemas.microsoft.com/office/drawing/2016/ink" xmlns:am3d="http://schemas.microsoft.com/office/drawing/2017/model3d" xmlns:o="urn:schemas-microsoft-com:office:office" xmlns:r="http://schemas.openxmlformats.org/officeDocument/2006/relationships" xmlns:m="http://schemas.openxmlformats.org/officeDocument/2006/math" xmlns:v="urn:schemas-microsoft-com:vml" xmlns:wp14="http://schemas.microsoft.com/office/word/2010/wordprocessingDrawing" xmlns:wp="http://schemas.openxmlformats.org/drawingml/2006/wordprocessingDrawing" xmlns:w10="urn:schemas-microsoft-com:office:word" xmlns:w="http://schemas.openxmlformats.org/wordprocessingml/2006/main" xmlns:w14="http://schemas.microsoft.com/office/word/2010/wordml" xmlns:w15="http://schemas.microsoft.com/office/word/2012/wordml" xmlns:w16cid="http://schemas.microsoft.com/office/word/2016/wordml/cid" xmlns:w16se="http://schemas.microsoft.com/office/word/2015/wordml/symex" xmlns:wpg="http://schemas.microsoft.com/office/word/2010/wordprocessingGroup" xmlns:wpi="http://schemas.microsoft.com/office/word/2010/wordprocessingInk" xmlns:wne="http://schemas.microsoft.com/office/word/2006/wordml" xmlns:wps="http://schemas.microsoft.com/office/word/2010/wordprocessingShape" mc:Ignorable="w14 w15 w16se w16cid wp14">
+<w:document xmlns:wpc="http://schemas.microsoft.com/office/word/2010/wordprocessingCanvas" xmlns:cx="http://schemas.microsoft.com/office/drawing/2014/chartex" xmlns:cx1="http://schemas.microsoft.com/office/drawing/2015/9/8/chartex" xmlns:cx2="http://schemas.microsoft.com/office/drawing/2015/10/21/chartex" xmlns:cx3="http://schemas.microsoft.com/office/drawing/2016/5/9/chartex" xmlns:cx4="http://schemas.microsoft.com/office/drawing/2016/5/10/chartex" xmlns:cx5="http://schemas.microsoft.com/office/drawing/2016/5/11/chartex" xmlns:cx6="http://schemas.microsoft.com/office/drawing/2016/5/12/chartex" xmlns:cx7="http://schemas.microsoft.com/office/drawing/2016/5/13/chartex" xmlns:cx8="http://schemas.microsoft.com/office/drawing/2016/5/14/chartex" xmlns:mc="http://schemas.openxmlformats.org/markup-compatibility/2006" xmlns:aink="http://schemas.microsoft.com/office/drawing/2016/ink" xmlns:am3d="http://schemas.microsoft.com/office/drawing/2017/model3d" xmlns:o="urn:schemas-microsoft-com:office:office" xmlns:r="http://schemas.openxmlformats.org/officeDocument/2006/relationships" xmlns:m="http://schemas.openxmlformats.org/officeDocument/2006/math" xmlns:v="urn:schemas-microsoft-com:vml" xmlns:wp14="http://schemas.microsoft.com/office/word/2010/wordprocessingDrawing" xmlns:wp="http://schemas.openxmlformats.org/drawingml/2006/wordprocessingDrawing" xmlns:w10="urn:schemas-microsoft-com:office:word" xmlns:w="http://schemas.openxmlformats.org/wordprocessingml/2006/main" xmlns:w14="http://schemas.microsoft.com/office/word/2010/wordml" xmlns:w15="http://schemas.microsoft.com/office/word/2012/wordml" xmlns:w16cex="http://schemas.microsoft.com/office/word/2018/wordml/cex" xmlns:w16cid="http://schemas.microsoft.com/office/word/2016/wordml/cid" xmlns:w16="http://schemas.microsoft.com/office/word/2018/wordml" xmlns:w16se="http://schemas.microsoft.com/office/word/2015/wordml/symex" xmlns:wpg="http://schemas.microsoft.com/office/word/2010/wordprocessingGroup" xmlns:wpi="http://schemas.microsoft.com/office/word/2010/wordprocessingInk" xmlns:wne="http://schemas.microsoft.com/office/word/2006/wordml" xmlns:wps="http://schemas.microsoft.com/office/word/2010/wordprocessingShape" mc:Ignorable="w14 w15 w16se w16cid w16 w16cex wp14">
   <w:body>
     <w:p>
       <w:pPr>
@@ -72,16 +72,22 @@
         <w:rPr>
           <w:lang w:val="en"/>
         </w:rPr>
-        <w:t>calculating an Ohm’s Law result from two parameter inputs.</w:t>
+        <w:t xml:space="preserve">calculating an Ohm’s Law result from </w:t>
       </w:r>
-    </w:p>
-    <w:p>
-      <w:pPr>
-        <w:spacing w:after="0" w:line="240" w:lineRule="auto"/>
-        <w:rPr>
-          <w:lang w:val="en"/>
-        </w:rPr>
-      </w:pPr>
+      <w:r>
+        <w:rPr>
+          <w:lang w:val="en"/>
+        </w:rPr>
+        <w:t xml:space="preserve">a </w:t>
+      </w:r>
+      <w:bookmarkStart w:id="0" w:name="_GoBack"/>
+      <w:bookmarkEnd w:id="0"/>
+      <w:r>
+        <w:rPr>
+          <w:lang w:val="en"/>
+        </w:rPr>
+        <w:t>two parameter inputs.</w:t>
+      </w:r>
     </w:p>
     <w:p>
       <w:pPr>
@@ -241,7 +247,6 @@
                 <w:lang w:val="en"/>
               </w:rPr>
             </w:pPr>
-            <w:proofErr w:type="spellStart"/>
             <w:r>
               <w:rPr>
                 <w:bCs/>
@@ -260,39 +265,16 @@
                 <w:color w:val="2E74B5" w:themeColor="accent5" w:themeShade="BF"/>
                 <w:lang w:val="en"/>
               </w:rPr>
-              <w:t>class</w:t>
-            </w:r>
-            <w:proofErr w:type="spellEnd"/>
-            <w:r>
-              <w:rPr>
-                <w:bCs/>
-                <w:i/>
-                <w:iCs/>
-                <w:color w:val="2E74B5" w:themeColor="accent5" w:themeShade="BF"/>
-                <w:lang w:val="en"/>
-              </w:rPr>
-              <w:t xml:space="preserve"> </w:t>
-            </w:r>
-            <w:proofErr w:type="spellStart"/>
-            <w:proofErr w:type="gramStart"/>
+              <w:t xml:space="preserve">class </w:t>
+            </w:r>
             <w:r>
               <w:rPr>
                 <w:bCs/>
                 <w:iCs/>
                 <w:lang w:val="en"/>
               </w:rPr>
-              <w:t>electronics.ohms</w:t>
-            </w:r>
-            <w:proofErr w:type="gramEnd"/>
-            <w:r>
-              <w:rPr>
-                <w:bCs/>
-                <w:iCs/>
-                <w:lang w:val="en"/>
-              </w:rPr>
-              <w:t>_law</w:t>
-            </w:r>
-            <w:proofErr w:type="spellEnd"/>
+              <w:t>electronics.ohms_law</w:t>
+            </w:r>
             <w:r>
               <w:rPr>
                 <w:bCs/>
@@ -383,21 +365,7 @@
         <w:rPr>
           <w:lang w:val="en"/>
         </w:rPr>
-        <w:t>a third =</w:t>
-      </w:r>
-      <w:proofErr w:type="gramStart"/>
-      <w:r>
-        <w:rPr>
-          <w:lang w:val="en"/>
-        </w:rPr>
-        <w:t>None</w:t>
-      </w:r>
-      <w:proofErr w:type="gramEnd"/>
-      <w:r>
-        <w:rPr>
-          <w:lang w:val="en"/>
-        </w:rPr>
-        <w:t xml:space="preserve"> value), the two numeric values are used to calculate and return the missing (or =None) value.</w:t>
+        <w:t>a third =None value), the two numeric values are used to calculate and return the missing (or =None) value.</w:t>
       </w:r>
     </w:p>
     <w:tbl>
@@ -531,19 +499,7 @@
               <w:t xml:space="preserve"> – </w:t>
             </w:r>
             <w:r>
-              <w:t xml:space="preserve">The Ohm’s Law </w:t>
-            </w:r>
-            <w:r>
-              <w:t>current flow</w:t>
-            </w:r>
-            <w:r>
-              <w:t xml:space="preserve"> value in </w:t>
-            </w:r>
-            <w:r>
-              <w:t>milliamperes</w:t>
-            </w:r>
-            <w:r>
-              <w:t>. Can be any numeric value. Default value is None.</w:t>
+              <w:t>The Ohm’s Law current flow value in milliamperes. Can be any numeric value. Default value is None.</w:t>
             </w:r>
           </w:p>
           <w:p>
@@ -564,19 +520,7 @@
               <w:t xml:space="preserve"> – </w:t>
             </w:r>
             <w:r>
-              <w:t xml:space="preserve">The Ohm’s Law </w:t>
-            </w:r>
-            <w:r>
-              <w:t>voltage</w:t>
-            </w:r>
-            <w:r>
-              <w:t xml:space="preserve"> value in </w:t>
-            </w:r>
-            <w:r>
-              <w:t>volts</w:t>
-            </w:r>
-            <w:r>
-              <w:t>. Can be any numeric value. Default value is None.</w:t>
+              <w:t>The Ohm’s Law voltage value in volts. Can be any numeric value. Default value is None.</w:t>
             </w:r>
           </w:p>
         </w:tc>
@@ -591,8 +535,287 @@
           <w:lang w:val="en"/>
         </w:rPr>
       </w:pPr>
-      <w:bookmarkStart w:id="0" w:name="_GoBack"/>
-      <w:bookmarkEnd w:id="0"/>
+    </w:p>
+    <w:p>
+      <w:pPr>
+        <w:pStyle w:val="Heading3"/>
+        <w:rPr>
+          <w:lang w:val="en"/>
+        </w:rPr>
+      </w:pPr>
+      <w:r>
+        <w:rPr>
+          <w:lang w:val="en"/>
+        </w:rPr>
+        <w:t>Example:</w:t>
+      </w:r>
+    </w:p>
+    <w:tbl>
+      <w:tblPr>
+        <w:tblStyle w:val="TableGrid"/>
+        <w:tblW w:w="8118" w:type="dxa"/>
+        <w:jc w:val="center"/>
+        <w:tblBorders>
+          <w:top w:val="single" w:sz="24" w:space="0" w:color="9CC2E5" w:themeColor="accent5" w:themeTint="99"/>
+          <w:left w:val="none" w:sz="0" w:space="0" w:color="auto"/>
+          <w:bottom w:val="none" w:sz="0" w:space="0" w:color="auto"/>
+          <w:right w:val="none" w:sz="0" w:space="0" w:color="auto"/>
+          <w:insideH w:val="none" w:sz="0" w:space="0" w:color="auto"/>
+          <w:insideV w:val="none" w:sz="0" w:space="0" w:color="auto"/>
+        </w:tblBorders>
+        <w:shd w:val="clear" w:color="auto" w:fill="E2EFD9" w:themeFill="accent6" w:themeFillTint="33"/>
+        <w:tblLook w:val="04A0" w:firstRow="1" w:lastRow="0" w:firstColumn="1" w:lastColumn="0" w:noHBand="0" w:noVBand="1"/>
+      </w:tblPr>
+      <w:tblGrid>
+        <w:gridCol w:w="8118"/>
+      </w:tblGrid>
+      <w:tr>
+        <w:trPr>
+          <w:jc w:val="center"/>
+        </w:trPr>
+        <w:tc>
+          <w:tcPr>
+            <w:tcW w:w="8118" w:type="dxa"/>
+            <w:tcBorders>
+              <w:top w:val="double" w:sz="4" w:space="0" w:color="70AD47" w:themeColor="accent6"/>
+              <w:left w:val="double" w:sz="4" w:space="0" w:color="70AD47" w:themeColor="accent6"/>
+              <w:bottom w:val="double" w:sz="4" w:space="0" w:color="70AD47" w:themeColor="accent6"/>
+              <w:right w:val="double" w:sz="4" w:space="0" w:color="70AD47" w:themeColor="accent6"/>
+            </w:tcBorders>
+            <w:shd w:val="clear" w:color="auto" w:fill="E2EFD9" w:themeFill="accent6" w:themeFillTint="33"/>
+          </w:tcPr>
+          <w:p>
+            <w:pPr>
+              <w:autoSpaceDE w:val="0"/>
+              <w:autoSpaceDN w:val="0"/>
+              <w:adjustRightInd w:val="0"/>
+              <w:rPr>
+                <w:rFonts w:ascii="Courier New" w:hAnsi="Courier New" w:cs="Courier New"/>
+                <w:sz w:val="18"/>
+                <w:szCs w:val="18"/>
+              </w:rPr>
+            </w:pPr>
+            <w:bookmarkStart w:id="1" w:name="_Hlk37320529"/>
+          </w:p>
+          <w:p>
+            <w:pPr>
+              <w:autoSpaceDE w:val="0"/>
+              <w:autoSpaceDN w:val="0"/>
+              <w:adjustRightInd w:val="0"/>
+              <w:rPr>
+                <w:rFonts w:ascii="Courier New" w:hAnsi="Courier New" w:cs="Courier New"/>
+                <w:sz w:val="18"/>
+                <w:szCs w:val="18"/>
+              </w:rPr>
+            </w:pPr>
+            <w:r>
+              <w:rPr>
+                <w:rFonts w:ascii="Courier New" w:hAnsi="Courier New" w:cs="Courier New"/>
+                <w:sz w:val="18"/>
+                <w:szCs w:val="18"/>
+              </w:rPr>
+              <w:t>&gt;&gt;&gt; from cedargrove_unit_converter.</w:t>
+            </w:r>
+            <w:r>
+              <w:rPr>
+                <w:rFonts w:ascii="Courier New" w:hAnsi="Courier New" w:cs="Courier New"/>
+                <w:sz w:val="18"/>
+                <w:szCs w:val="18"/>
+              </w:rPr>
+              <w:t>electronics</w:t>
+            </w:r>
+            <w:r>
+              <w:rPr>
+                <w:rFonts w:ascii="Courier New" w:hAnsi="Courier New" w:cs="Courier New"/>
+                <w:sz w:val="18"/>
+                <w:szCs w:val="18"/>
+              </w:rPr>
+              <w:t xml:space="preserve"> import </w:t>
+            </w:r>
+            <w:r>
+              <w:rPr>
+                <w:rFonts w:ascii="Courier New" w:hAnsi="Courier New" w:cs="Courier New"/>
+                <w:sz w:val="18"/>
+                <w:szCs w:val="18"/>
+              </w:rPr>
+              <w:t>ohms_law</w:t>
+            </w:r>
+          </w:p>
+          <w:p>
+            <w:pPr>
+              <w:autoSpaceDE w:val="0"/>
+              <w:autoSpaceDN w:val="0"/>
+              <w:adjustRightInd w:val="0"/>
+              <w:rPr>
+                <w:rFonts w:ascii="Courier New" w:hAnsi="Courier New" w:cs="Courier New"/>
+                <w:sz w:val="18"/>
+                <w:szCs w:val="18"/>
+              </w:rPr>
+            </w:pPr>
+            <w:r>
+              <w:rPr>
+                <w:rFonts w:ascii="Courier New" w:hAnsi="Courier New" w:cs="Courier New"/>
+                <w:sz w:val="18"/>
+                <w:szCs w:val="18"/>
+              </w:rPr>
+              <w:t xml:space="preserve">&gt;&gt;&gt; </w:t>
+            </w:r>
+            <w:r>
+              <w:rPr>
+                <w:rFonts w:ascii="Courier New" w:hAnsi="Courier New" w:cs="Courier New"/>
+                <w:sz w:val="18"/>
+                <w:szCs w:val="18"/>
+              </w:rPr>
+              <w:t>ohms_law(ohms=1000, volts=3.3)</w:t>
+            </w:r>
+          </w:p>
+          <w:p>
+            <w:pPr>
+              <w:autoSpaceDE w:val="0"/>
+              <w:autoSpaceDN w:val="0"/>
+              <w:adjustRightInd w:val="0"/>
+              <w:rPr>
+                <w:rFonts w:ascii="Courier New" w:hAnsi="Courier New" w:cs="Courier New"/>
+                <w:sz w:val="18"/>
+                <w:szCs w:val="18"/>
+              </w:rPr>
+            </w:pPr>
+            <w:r>
+              <w:rPr>
+                <w:rFonts w:ascii="Courier New" w:hAnsi="Courier New" w:cs="Courier New"/>
+                <w:sz w:val="18"/>
+                <w:szCs w:val="18"/>
+              </w:rPr>
+              <w:t>3.3  # current in milliamperes</w:t>
+            </w:r>
+          </w:p>
+          <w:p>
+            <w:pPr>
+              <w:autoSpaceDE w:val="0"/>
+              <w:autoSpaceDN w:val="0"/>
+              <w:adjustRightInd w:val="0"/>
+              <w:rPr>
+                <w:rFonts w:ascii="Courier New" w:hAnsi="Courier New" w:cs="Courier New"/>
+                <w:sz w:val="18"/>
+                <w:szCs w:val="18"/>
+              </w:rPr>
+            </w:pPr>
+            <w:r>
+              <w:rPr>
+                <w:rFonts w:ascii="Courier New" w:hAnsi="Courier New" w:cs="Courier New"/>
+                <w:sz w:val="18"/>
+                <w:szCs w:val="18"/>
+              </w:rPr>
+              <w:t>&gt;&gt;&gt; ohms_law(volts=5, milliamperes=100)</w:t>
+            </w:r>
+          </w:p>
+          <w:p>
+            <w:pPr>
+              <w:autoSpaceDE w:val="0"/>
+              <w:autoSpaceDN w:val="0"/>
+              <w:adjustRightInd w:val="0"/>
+              <w:rPr>
+                <w:rFonts w:ascii="Courier New" w:hAnsi="Courier New" w:cs="Courier New"/>
+                <w:sz w:val="18"/>
+                <w:szCs w:val="18"/>
+              </w:rPr>
+            </w:pPr>
+            <w:r>
+              <w:rPr>
+                <w:rFonts w:ascii="Courier New" w:hAnsi="Courier New" w:cs="Courier New"/>
+                <w:sz w:val="18"/>
+                <w:szCs w:val="18"/>
+              </w:rPr>
+              <w:t>50.0  # resistance in ohms</w:t>
+            </w:r>
+          </w:p>
+          <w:p>
+            <w:pPr>
+              <w:autoSpaceDE w:val="0"/>
+              <w:autoSpaceDN w:val="0"/>
+              <w:adjustRightInd w:val="0"/>
+              <w:rPr>
+                <w:rFonts w:ascii="Courier New" w:hAnsi="Courier New" w:cs="Courier New"/>
+                <w:sz w:val="18"/>
+                <w:szCs w:val="18"/>
+              </w:rPr>
+            </w:pPr>
+            <w:r>
+              <w:rPr>
+                <w:rFonts w:ascii="Courier New" w:hAnsi="Courier New" w:cs="Courier New"/>
+                <w:sz w:val="18"/>
+                <w:szCs w:val="18"/>
+              </w:rPr>
+              <w:t>&gt;&gt;&gt; ohms_law(milliamperes=5, ohms=2000)</w:t>
+            </w:r>
+          </w:p>
+          <w:p>
+            <w:pPr>
+              <w:autoSpaceDE w:val="0"/>
+              <w:autoSpaceDN w:val="0"/>
+              <w:adjustRightInd w:val="0"/>
+              <w:rPr>
+                <w:rFonts w:ascii="Courier New" w:hAnsi="Courier New" w:cs="Courier New"/>
+                <w:sz w:val="18"/>
+                <w:szCs w:val="18"/>
+              </w:rPr>
+            </w:pPr>
+            <w:r>
+              <w:rPr>
+                <w:rFonts w:ascii="Courier New" w:hAnsi="Courier New" w:cs="Courier New"/>
+                <w:sz w:val="18"/>
+                <w:szCs w:val="18"/>
+              </w:rPr>
+              <w:t>10.0  # voltage in volts</w:t>
+            </w:r>
+          </w:p>
+          <w:p>
+            <w:pPr>
+              <w:autoSpaceDE w:val="0"/>
+              <w:autoSpaceDN w:val="0"/>
+              <w:adjustRightInd w:val="0"/>
+              <w:rPr>
+                <w:rFonts w:ascii="Courier New" w:hAnsi="Courier New" w:cs="Courier New"/>
+                <w:sz w:val="18"/>
+                <w:szCs w:val="18"/>
+              </w:rPr>
+            </w:pPr>
+          </w:p>
+          <w:p>
+            <w:pPr>
+              <w:autoSpaceDE w:val="0"/>
+              <w:autoSpaceDN w:val="0"/>
+              <w:adjustRightInd w:val="0"/>
+              <w:rPr>
+                <w:rFonts w:ascii="Courier New" w:hAnsi="Courier New" w:cs="Courier New"/>
+                <w:sz w:val="18"/>
+                <w:szCs w:val="18"/>
+              </w:rPr>
+            </w:pPr>
+          </w:p>
+        </w:tc>
+      </w:tr>
+      <w:bookmarkEnd w:id="1"/>
+    </w:tbl>
+    <w:p>
+      <w:pPr>
+        <w:pStyle w:val="NoSpacing"/>
+        <w:rPr>
+          <w:sz w:val="20"/>
+          <w:szCs w:val="20"/>
+          <w:lang w:val="en"/>
+        </w:rPr>
+      </w:pPr>
+    </w:p>
+    <w:p>
+      <w:pPr>
+        <w:pStyle w:val="NoSpacing"/>
+        <w:rPr>
+          <w:sz w:val="20"/>
+          <w:szCs w:val="20"/>
+          <w:lang w:val="en"/>
+        </w:rPr>
+      </w:pPr>
     </w:p>
     <w:sectPr>
       <w:footerReference w:type="default" r:id="rId8"/>
@@ -606,7 +829,7 @@
 </file>
 
 <file path=word/endnotes.xml><?xml version="1.0" encoding="utf-8"?>
-<w:endnotes xmlns:wpc="http://schemas.microsoft.com/office/word/2010/wordprocessingCanvas" xmlns:cx="http://schemas.microsoft.com/office/drawing/2014/chartex" xmlns:cx1="http://schemas.microsoft.com/office/drawing/2015/9/8/chartex" xmlns:cx2="http://schemas.microsoft.com/office/drawing/2015/10/21/chartex" xmlns:cx3="http://schemas.microsoft.com/office/drawing/2016/5/9/chartex" xmlns:cx4="http://schemas.microsoft.com/office/drawing/2016/5/10/chartex" xmlns:cx5="http://schemas.microsoft.com/office/drawing/2016/5/11/chartex" xmlns:cx6="http://schemas.microsoft.com/office/drawing/2016/5/12/chartex" xmlns:cx7="http://schemas.microsoft.com/office/drawing/2016/5/13/chartex" xmlns:cx8="http://schemas.microsoft.com/office/drawing/2016/5/14/chartex" xmlns:mc="http://schemas.openxmlformats.org/markup-compatibility/2006" xmlns:aink="http://schemas.microsoft.com/office/drawing/2016/ink" xmlns:am3d="http://schemas.microsoft.com/office/drawing/2017/model3d" xmlns:o="urn:schemas-microsoft-com:office:office" xmlns:r="http://schemas.openxmlformats.org/officeDocument/2006/relationships" xmlns:m="http://schemas.openxmlformats.org/officeDocument/2006/math" xmlns:v="urn:schemas-microsoft-com:vml" xmlns:wp14="http://schemas.microsoft.com/office/word/2010/wordprocessingDrawing" xmlns:wp="http://schemas.openxmlformats.org/drawingml/2006/wordprocessingDrawing" xmlns:w10="urn:schemas-microsoft-com:office:word" xmlns:w="http://schemas.openxmlformats.org/wordprocessingml/2006/main" xmlns:w14="http://schemas.microsoft.com/office/word/2010/wordml" xmlns:w15="http://schemas.microsoft.com/office/word/2012/wordml" xmlns:w16cid="http://schemas.microsoft.com/office/word/2016/wordml/cid" xmlns:w16se="http://schemas.microsoft.com/office/word/2015/wordml/symex" xmlns:wpg="http://schemas.microsoft.com/office/word/2010/wordprocessingGroup" xmlns:wpi="http://schemas.microsoft.com/office/word/2010/wordprocessingInk" xmlns:wne="http://schemas.microsoft.com/office/word/2006/wordml" xmlns:wps="http://schemas.microsoft.com/office/word/2010/wordprocessingShape" mc:Ignorable="w14 w15 w16se w16cid wp14">
+<w:endnotes xmlns:wpc="http://schemas.microsoft.com/office/word/2010/wordprocessingCanvas" xmlns:cx="http://schemas.microsoft.com/office/drawing/2014/chartex" xmlns:cx1="http://schemas.microsoft.com/office/drawing/2015/9/8/chartex" xmlns:cx2="http://schemas.microsoft.com/office/drawing/2015/10/21/chartex" xmlns:cx3="http://schemas.microsoft.com/office/drawing/2016/5/9/chartex" xmlns:cx4="http://schemas.microsoft.com/office/drawing/2016/5/10/chartex" xmlns:cx5="http://schemas.microsoft.com/office/drawing/2016/5/11/chartex" xmlns:cx6="http://schemas.microsoft.com/office/drawing/2016/5/12/chartex" xmlns:cx7="http://schemas.microsoft.com/office/drawing/2016/5/13/chartex" xmlns:cx8="http://schemas.microsoft.com/office/drawing/2016/5/14/chartex" xmlns:mc="http://schemas.openxmlformats.org/markup-compatibility/2006" xmlns:aink="http://schemas.microsoft.com/office/drawing/2016/ink" xmlns:am3d="http://schemas.microsoft.com/office/drawing/2017/model3d" xmlns:o="urn:schemas-microsoft-com:office:office" xmlns:r="http://schemas.openxmlformats.org/officeDocument/2006/relationships" xmlns:m="http://schemas.openxmlformats.org/officeDocument/2006/math" xmlns:v="urn:schemas-microsoft-com:vml" xmlns:wp14="http://schemas.microsoft.com/office/word/2010/wordprocessingDrawing" xmlns:wp="http://schemas.openxmlformats.org/drawingml/2006/wordprocessingDrawing" xmlns:w10="urn:schemas-microsoft-com:office:word" xmlns:w="http://schemas.openxmlformats.org/wordprocessingml/2006/main" xmlns:w14="http://schemas.microsoft.com/office/word/2010/wordml" xmlns:w15="http://schemas.microsoft.com/office/word/2012/wordml" xmlns:w16cex="http://schemas.microsoft.com/office/word/2018/wordml/cex" xmlns:w16cid="http://schemas.microsoft.com/office/word/2016/wordml/cid" xmlns:w16="http://schemas.microsoft.com/office/word/2018/wordml" xmlns:w16se="http://schemas.microsoft.com/office/word/2015/wordml/symex" xmlns:wpg="http://schemas.microsoft.com/office/word/2010/wordprocessingGroup" xmlns:wpi="http://schemas.microsoft.com/office/word/2010/wordprocessingInk" xmlns:wne="http://schemas.microsoft.com/office/word/2006/wordml" xmlns:wps="http://schemas.microsoft.com/office/word/2010/wordprocessingShape" mc:Ignorable="w14 w15 w16se w16cid w16 w16cex wp14">
   <w:endnote w:type="separator" w:id="-1">
     <w:p>
       <w:pPr>
@@ -631,7 +854,7 @@
 </file>
 
 <file path=word/footer1.xml><?xml version="1.0" encoding="utf-8"?>
-<w:ftr xmlns:wpc="http://schemas.microsoft.com/office/word/2010/wordprocessingCanvas" xmlns:cx="http://schemas.microsoft.com/office/drawing/2014/chartex" xmlns:cx1="http://schemas.microsoft.com/office/drawing/2015/9/8/chartex" xmlns:cx2="http://schemas.microsoft.com/office/drawing/2015/10/21/chartex" xmlns:cx3="http://schemas.microsoft.com/office/drawing/2016/5/9/chartex" xmlns:cx4="http://schemas.microsoft.com/office/drawing/2016/5/10/chartex" xmlns:cx5="http://schemas.microsoft.com/office/drawing/2016/5/11/chartex" xmlns:cx6="http://schemas.microsoft.com/office/drawing/2016/5/12/chartex" xmlns:cx7="http://schemas.microsoft.com/office/drawing/2016/5/13/chartex" xmlns:cx8="http://schemas.microsoft.com/office/drawing/2016/5/14/chartex" xmlns:mc="http://schemas.openxmlformats.org/markup-compatibility/2006" xmlns:aink="http://schemas.microsoft.com/office/drawing/2016/ink" xmlns:am3d="http://schemas.microsoft.com/office/drawing/2017/model3d" xmlns:o="urn:schemas-microsoft-com:office:office" xmlns:r="http://schemas.openxmlformats.org/officeDocument/2006/relationships" xmlns:m="http://schemas.openxmlformats.org/officeDocument/2006/math" xmlns:v="urn:schemas-microsoft-com:vml" xmlns:wp14="http://schemas.microsoft.com/office/word/2010/wordprocessingDrawing" xmlns:wp="http://schemas.openxmlformats.org/drawingml/2006/wordprocessingDrawing" xmlns:w10="urn:schemas-microsoft-com:office:word" xmlns:w="http://schemas.openxmlformats.org/wordprocessingml/2006/main" xmlns:w14="http://schemas.microsoft.com/office/word/2010/wordml" xmlns:w15="http://schemas.microsoft.com/office/word/2012/wordml" xmlns:w16cid="http://schemas.microsoft.com/office/word/2016/wordml/cid" xmlns:w16se="http://schemas.microsoft.com/office/word/2015/wordml/symex" xmlns:wpg="http://schemas.microsoft.com/office/word/2010/wordprocessingGroup" xmlns:wpi="http://schemas.microsoft.com/office/word/2010/wordprocessingInk" xmlns:wne="http://schemas.microsoft.com/office/word/2006/wordml" xmlns:wps="http://schemas.microsoft.com/office/word/2010/wordprocessingShape" mc:Ignorable="w14 w15 w16se w16cid wp14">
+<w:ftr xmlns:wpc="http://schemas.microsoft.com/office/word/2010/wordprocessingCanvas" xmlns:cx="http://schemas.microsoft.com/office/drawing/2014/chartex" xmlns:cx1="http://schemas.microsoft.com/office/drawing/2015/9/8/chartex" xmlns:cx2="http://schemas.microsoft.com/office/drawing/2015/10/21/chartex" xmlns:cx3="http://schemas.microsoft.com/office/drawing/2016/5/9/chartex" xmlns:cx4="http://schemas.microsoft.com/office/drawing/2016/5/10/chartex" xmlns:cx5="http://schemas.microsoft.com/office/drawing/2016/5/11/chartex" xmlns:cx6="http://schemas.microsoft.com/office/drawing/2016/5/12/chartex" xmlns:cx7="http://schemas.microsoft.com/office/drawing/2016/5/13/chartex" xmlns:cx8="http://schemas.microsoft.com/office/drawing/2016/5/14/chartex" xmlns:mc="http://schemas.openxmlformats.org/markup-compatibility/2006" xmlns:aink="http://schemas.microsoft.com/office/drawing/2016/ink" xmlns:am3d="http://schemas.microsoft.com/office/drawing/2017/model3d" xmlns:o="urn:schemas-microsoft-com:office:office" xmlns:r="http://schemas.openxmlformats.org/officeDocument/2006/relationships" xmlns:m="http://schemas.openxmlformats.org/officeDocument/2006/math" xmlns:v="urn:schemas-microsoft-com:vml" xmlns:wp14="http://schemas.microsoft.com/office/word/2010/wordprocessingDrawing" xmlns:wp="http://schemas.openxmlformats.org/drawingml/2006/wordprocessingDrawing" xmlns:w10="urn:schemas-microsoft-com:office:word" xmlns:w="http://schemas.openxmlformats.org/wordprocessingml/2006/main" xmlns:w14="http://schemas.microsoft.com/office/word/2010/wordml" xmlns:w15="http://schemas.microsoft.com/office/word/2012/wordml" xmlns:w16cex="http://schemas.microsoft.com/office/word/2018/wordml/cex" xmlns:w16cid="http://schemas.microsoft.com/office/word/2016/wordml/cid" xmlns:w16="http://schemas.microsoft.com/office/word/2018/wordml" xmlns:w16se="http://schemas.microsoft.com/office/word/2015/wordml/symex" xmlns:wpg="http://schemas.microsoft.com/office/word/2010/wordprocessingGroup" xmlns:wpi="http://schemas.microsoft.com/office/word/2010/wordprocessingInk" xmlns:wne="http://schemas.microsoft.com/office/word/2006/wordml" xmlns:wps="http://schemas.microsoft.com/office/word/2010/wordprocessingShape" mc:Ignorable="w14 w15 w16se w16cid w16 w16cex wp14">
   <w:p>
     <w:pPr>
       <w:rPr>
@@ -684,7 +907,7 @@
 </file>
 
 <file path=word/footnotes.xml><?xml version="1.0" encoding="utf-8"?>
-<w:footnotes xmlns:wpc="http://schemas.microsoft.com/office/word/2010/wordprocessingCanvas" xmlns:cx="http://schemas.microsoft.com/office/drawing/2014/chartex" xmlns:cx1="http://schemas.microsoft.com/office/drawing/2015/9/8/chartex" xmlns:cx2="http://schemas.microsoft.com/office/drawing/2015/10/21/chartex" xmlns:cx3="http://schemas.microsoft.com/office/drawing/2016/5/9/chartex" xmlns:cx4="http://schemas.microsoft.com/office/drawing/2016/5/10/chartex" xmlns:cx5="http://schemas.microsoft.com/office/drawing/2016/5/11/chartex" xmlns:cx6="http://schemas.microsoft.com/office/drawing/2016/5/12/chartex" xmlns:cx7="http://schemas.microsoft.com/office/drawing/2016/5/13/chartex" xmlns:cx8="http://schemas.microsoft.com/office/drawing/2016/5/14/chartex" xmlns:mc="http://schemas.openxmlformats.org/markup-compatibility/2006" xmlns:aink="http://schemas.microsoft.com/office/drawing/2016/ink" xmlns:am3d="http://schemas.microsoft.com/office/drawing/2017/model3d" xmlns:o="urn:schemas-microsoft-com:office:office" xmlns:r="http://schemas.openxmlformats.org/officeDocument/2006/relationships" xmlns:m="http://schemas.openxmlformats.org/officeDocument/2006/math" xmlns:v="urn:schemas-microsoft-com:vml" xmlns:wp14="http://schemas.microsoft.com/office/word/2010/wordprocessingDrawing" xmlns:wp="http://schemas.openxmlformats.org/drawingml/2006/wordprocessingDrawing" xmlns:w10="urn:schemas-microsoft-com:office:word" xmlns:w="http://schemas.openxmlformats.org/wordprocessingml/2006/main" xmlns:w14="http://schemas.microsoft.com/office/word/2010/wordml" xmlns:w15="http://schemas.microsoft.com/office/word/2012/wordml" xmlns:w16cid="http://schemas.microsoft.com/office/word/2016/wordml/cid" xmlns:w16se="http://schemas.microsoft.com/office/word/2015/wordml/symex" xmlns:wpg="http://schemas.microsoft.com/office/word/2010/wordprocessingGroup" xmlns:wpi="http://schemas.microsoft.com/office/word/2010/wordprocessingInk" xmlns:wne="http://schemas.microsoft.com/office/word/2006/wordml" xmlns:wps="http://schemas.microsoft.com/office/word/2010/wordprocessingShape" mc:Ignorable="w14 w15 w16se w16cid wp14">
+<w:footnotes xmlns:wpc="http://schemas.microsoft.com/office/word/2010/wordprocessingCanvas" xmlns:cx="http://schemas.microsoft.com/office/drawing/2014/chartex" xmlns:cx1="http://schemas.microsoft.com/office/drawing/2015/9/8/chartex" xmlns:cx2="http://schemas.microsoft.com/office/drawing/2015/10/21/chartex" xmlns:cx3="http://schemas.microsoft.com/office/drawing/2016/5/9/chartex" xmlns:cx4="http://schemas.microsoft.com/office/drawing/2016/5/10/chartex" xmlns:cx5="http://schemas.microsoft.com/office/drawing/2016/5/11/chartex" xmlns:cx6="http://schemas.microsoft.com/office/drawing/2016/5/12/chartex" xmlns:cx7="http://schemas.microsoft.com/office/drawing/2016/5/13/chartex" xmlns:cx8="http://schemas.microsoft.com/office/drawing/2016/5/14/chartex" xmlns:mc="http://schemas.openxmlformats.org/markup-compatibility/2006" xmlns:aink="http://schemas.microsoft.com/office/drawing/2016/ink" xmlns:am3d="http://schemas.microsoft.com/office/drawing/2017/model3d" xmlns:o="urn:schemas-microsoft-com:office:office" xmlns:r="http://schemas.openxmlformats.org/officeDocument/2006/relationships" xmlns:m="http://schemas.openxmlformats.org/officeDocument/2006/math" xmlns:v="urn:schemas-microsoft-com:vml" xmlns:wp14="http://schemas.microsoft.com/office/word/2010/wordprocessingDrawing" xmlns:wp="http://schemas.openxmlformats.org/drawingml/2006/wordprocessingDrawing" xmlns:w10="urn:schemas-microsoft-com:office:word" xmlns:w="http://schemas.openxmlformats.org/wordprocessingml/2006/main" xmlns:w14="http://schemas.microsoft.com/office/word/2010/wordml" xmlns:w15="http://schemas.microsoft.com/office/word/2012/wordml" xmlns:w16cex="http://schemas.microsoft.com/office/word/2018/wordml/cex" xmlns:w16cid="http://schemas.microsoft.com/office/word/2016/wordml/cid" xmlns:w16="http://schemas.microsoft.com/office/word/2018/wordml" xmlns:w16se="http://schemas.microsoft.com/office/word/2015/wordml/symex" xmlns:wpg="http://schemas.microsoft.com/office/word/2010/wordprocessingGroup" xmlns:wpi="http://schemas.microsoft.com/office/word/2010/wordprocessingInk" xmlns:wne="http://schemas.microsoft.com/office/word/2006/wordml" xmlns:wps="http://schemas.microsoft.com/office/word/2010/wordprocessingShape" mc:Ignorable="w14 w15 w16se w16cid w16 w16cex wp14">
   <w:footnote w:type="separator" w:id="-1">
     <w:p>
       <w:pPr>
@@ -709,7 +932,7 @@
 </file>
 
 <file path=word/numbering.xml><?xml version="1.0" encoding="utf-8"?>
-<w:numbering xmlns:wpc="http://schemas.microsoft.com/office/word/2010/wordprocessingCanvas" xmlns:cx="http://schemas.microsoft.com/office/drawing/2014/chartex" xmlns:cx1="http://schemas.microsoft.com/office/drawing/2015/9/8/chartex" xmlns:cx2="http://schemas.microsoft.com/office/drawing/2015/10/21/chartex" xmlns:cx3="http://schemas.microsoft.com/office/drawing/2016/5/9/chartex" xmlns:cx4="http://schemas.microsoft.com/office/drawing/2016/5/10/chartex" xmlns:cx5="http://schemas.microsoft.com/office/drawing/2016/5/11/chartex" xmlns:cx6="http://schemas.microsoft.com/office/drawing/2016/5/12/chartex" xmlns:cx7="http://schemas.microsoft.com/office/drawing/2016/5/13/chartex" xmlns:cx8="http://schemas.microsoft.com/office/drawing/2016/5/14/chartex" xmlns:mc="http://schemas.openxmlformats.org/markup-compatibility/2006" xmlns:aink="http://schemas.microsoft.com/office/drawing/2016/ink" xmlns:am3d="http://schemas.microsoft.com/office/drawing/2017/model3d" xmlns:o="urn:schemas-microsoft-com:office:office" xmlns:r="http://schemas.openxmlformats.org/officeDocument/2006/relationships" xmlns:m="http://schemas.openxmlformats.org/officeDocument/2006/math" xmlns:v="urn:schemas-microsoft-com:vml" xmlns:wp14="http://schemas.microsoft.com/office/word/2010/wordprocessingDrawing" xmlns:wp="http://schemas.openxmlformats.org/drawingml/2006/wordprocessingDrawing" xmlns:w10="urn:schemas-microsoft-com:office:word" xmlns:w="http://schemas.openxmlformats.org/wordprocessingml/2006/main" xmlns:w14="http://schemas.microsoft.com/office/word/2010/wordml" xmlns:w15="http://schemas.microsoft.com/office/word/2012/wordml" xmlns:w16cid="http://schemas.microsoft.com/office/word/2016/wordml/cid" xmlns:w16se="http://schemas.microsoft.com/office/word/2015/wordml/symex" xmlns:wpg="http://schemas.microsoft.com/office/word/2010/wordprocessingGroup" xmlns:wpi="http://schemas.microsoft.com/office/word/2010/wordprocessingInk" xmlns:wne="http://schemas.microsoft.com/office/word/2006/wordml" xmlns:wps="http://schemas.microsoft.com/office/word/2010/wordprocessingShape" mc:Ignorable="w14 w15 w16se w16cid wp14">
+<w:numbering xmlns:wpc="http://schemas.microsoft.com/office/word/2010/wordprocessingCanvas" xmlns:cx="http://schemas.microsoft.com/office/drawing/2014/chartex" xmlns:cx1="http://schemas.microsoft.com/office/drawing/2015/9/8/chartex" xmlns:cx2="http://schemas.microsoft.com/office/drawing/2015/10/21/chartex" xmlns:cx3="http://schemas.microsoft.com/office/drawing/2016/5/9/chartex" xmlns:cx4="http://schemas.microsoft.com/office/drawing/2016/5/10/chartex" xmlns:cx5="http://schemas.microsoft.com/office/drawing/2016/5/11/chartex" xmlns:cx6="http://schemas.microsoft.com/office/drawing/2016/5/12/chartex" xmlns:cx7="http://schemas.microsoft.com/office/drawing/2016/5/13/chartex" xmlns:cx8="http://schemas.microsoft.com/office/drawing/2016/5/14/chartex" xmlns:mc="http://schemas.openxmlformats.org/markup-compatibility/2006" xmlns:aink="http://schemas.microsoft.com/office/drawing/2016/ink" xmlns:am3d="http://schemas.microsoft.com/office/drawing/2017/model3d" xmlns:o="urn:schemas-microsoft-com:office:office" xmlns:r="http://schemas.openxmlformats.org/officeDocument/2006/relationships" xmlns:m="http://schemas.openxmlformats.org/officeDocument/2006/math" xmlns:v="urn:schemas-microsoft-com:vml" xmlns:wp14="http://schemas.microsoft.com/office/word/2010/wordprocessingDrawing" xmlns:wp="http://schemas.openxmlformats.org/drawingml/2006/wordprocessingDrawing" xmlns:w10="urn:schemas-microsoft-com:office:word" xmlns:w="http://schemas.openxmlformats.org/wordprocessingml/2006/main" xmlns:w14="http://schemas.microsoft.com/office/word/2010/wordml" xmlns:w15="http://schemas.microsoft.com/office/word/2012/wordml" xmlns:w16cex="http://schemas.microsoft.com/office/word/2018/wordml/cex" xmlns:w16cid="http://schemas.microsoft.com/office/word/2016/wordml/cid" xmlns:w16="http://schemas.microsoft.com/office/word/2018/wordml" xmlns:w16se="http://schemas.microsoft.com/office/word/2015/wordml/symex" xmlns:wpg="http://schemas.microsoft.com/office/word/2010/wordprocessingGroup" xmlns:wpi="http://schemas.microsoft.com/office/word/2010/wordprocessingInk" xmlns:wne="http://schemas.microsoft.com/office/word/2006/wordml" xmlns:wps="http://schemas.microsoft.com/office/word/2010/wordprocessingShape" mc:Ignorable="w14 w15 w16se w16cid w16 w16cex wp14">
   <w:abstractNum w:abstractNumId="0" w15:restartNumberingAfterBreak="0">
     <w:nsid w:val="19627FCB"/>
     <w:multiLevelType w:val="multilevel"/>
@@ -2198,7 +2421,7 @@
 </file>
 
 <file path=word/styles.xml><?xml version="1.0" encoding="utf-8"?>
-<w:styles xmlns:mc="http://schemas.openxmlformats.org/markup-compatibility/2006" xmlns:r="http://schemas.openxmlformats.org/officeDocument/2006/relationships" xmlns:w="http://schemas.openxmlformats.org/wordprocessingml/2006/main" xmlns:w14="http://schemas.microsoft.com/office/word/2010/wordml" xmlns:w15="http://schemas.microsoft.com/office/word/2012/wordml" xmlns:w16cid="http://schemas.microsoft.com/office/word/2016/wordml/cid" xmlns:w16se="http://schemas.microsoft.com/office/word/2015/wordml/symex" mc:Ignorable="w14 w15 w16se w16cid">
+<w:styles xmlns:mc="http://schemas.openxmlformats.org/markup-compatibility/2006" xmlns:r="http://schemas.openxmlformats.org/officeDocument/2006/relationships" xmlns:w="http://schemas.openxmlformats.org/wordprocessingml/2006/main" xmlns:w14="http://schemas.microsoft.com/office/word/2010/wordml" xmlns:w15="http://schemas.microsoft.com/office/word/2012/wordml" xmlns:w16cex="http://schemas.microsoft.com/office/word/2018/wordml/cex" xmlns:w16cid="http://schemas.microsoft.com/office/word/2016/wordml/cid" xmlns:w16="http://schemas.microsoft.com/office/word/2018/wordml" xmlns:w16se="http://schemas.microsoft.com/office/word/2015/wordml/symex" mc:Ignorable="w14 w15 w16se w16cid w16 w16cex">
   <w:docDefaults>
     <w:rPrDefault>
       <w:rPr>
@@ -2808,7 +3031,6 @@
   <w:style w:type="character" w:default="1" w:styleId="DefaultParagraphFont">
     <w:name w:val="Default Paragraph Font"/>
     <w:uiPriority w:val="1"/>
-    <w:semiHidden/>
     <w:unhideWhenUsed/>
   </w:style>
   <w:style w:type="table" w:default="1" w:styleId="TableNormal">
